--- a/EXPORTS/DOCX/published/niveau3/English/ZeeuwschGenootschap.docx
+++ b/EXPORTS/DOCX/published/niveau3/English/ZeeuwschGenootschap.docx
@@ -606,24 +606,7 @@
           <w:color w:val="000000"/>
           <w:sz w:val="24"/>
         </w:rPr>
-        <w:t>; maps, drawings and prints are hel</w:t>
-      </w:r>
-      <w:r>
-        <w:rPr>
-          <w:rFonts w:ascii="Charis SIL Regular" w:hAnsi="Charis SIL Regular" w:eastAsia="Charis SIL Regular"/>
-          <w:b w:val="0"/>
-          <w:i w:val="0"/>
-          <w:color w:val="000000"/>
-          <w:sz w:val="24"/>
-        </w:rPr>
-        <w:hyperlink r:id="rId10" w:history="1">
-          <w:r>
-            <w:rPr>
-              <w:rStyle w:val="Hyperlink"/>
-            </w:rPr>
-            <w:t xml:space="preserve">d at the </w:t>
-          </w:r>
-        </w:hyperlink>
+        <w:t xml:space="preserve">; maps, drawings and prints are held at the </w:t>
       </w:r>
       <w:r>
         <w:rPr>
@@ -837,14 +820,7 @@
           <w:color w:val="000000"/>
           <w:sz w:val="24"/>
         </w:rPr>
-        <w:hyperlink r:id="rId12" w:history="1">
-          <w:r>
-            <w:rPr>
-              <w:rStyle w:val="Hyperlink"/>
-            </w:rPr>
-            <w:t>ssils, sh</w:t>
-          </w:r>
-        </w:hyperlink>
+        <w:t>ssils, sh</w:t>
       </w:r>
       <w:r>
         <w:rPr>
@@ -1832,7 +1808,7 @@
           <w:sz w:val="24"/>
           <w:u w:val="single"/>
         </w:rPr>
-        <w:hyperlink r:id="rId20" w:history="1">
+        <w:hyperlink r:id="rId18" w:history="1">
           <w:r>
             <w:rPr>
               <w:rStyle w:val="Hyperlink"/>
@@ -1924,7 +1900,7 @@
           <w:sz w:val="24"/>
           <w:u w:val="single"/>
         </w:rPr>
-        <w:hyperlink r:id="rId21" w:history="1">
+        <w:hyperlink r:id="rId19" w:history="1">
           <w:r>
             <w:rPr>
               <w:rStyle w:val="Hyperlink"/>
@@ -2038,60 +2014,13 @@
       </w:r>
       <w:r>
         <w:rPr>
-          <w:u w:val="single" w:color="0000ff"/>
           <w:rFonts w:ascii="Charis SIL Regular" w:hAnsi="Charis SIL Regular" w:eastAsia="Charis SIL Regular"/>
           <w:b w:val="0"/>
           <w:i w:val="0"/>
           <w:color w:val="000000"/>
           <w:sz w:val="24"/>
         </w:rPr>
-        <w:hyperlink r:id="rId20" w:history="1">
-          <w:r>
-            <w:rPr>
-              <w:rStyle w:val="Hyperlink"/>
-            </w:rPr>
-            <w:t>separate</w:t>
-          </w:r>
-        </w:hyperlink>
-      </w:r>
-      <w:r>
-        <w:rPr>
-          <w:u w:val="single" w:color="0000ff"/>
-          <w:rFonts w:ascii="Charis SIL Regular" w:hAnsi="Charis SIL Regular" w:eastAsia="Charis SIL Regular"/>
-          <w:b w:val="0"/>
-          <w:i w:val="0"/>
-          <w:color w:val="000000"/>
-          <w:sz w:val="24"/>
-        </w:rPr>
-        <w:t>l</w:t>
-      </w:r>
-      <w:r>
-        <w:rPr>
-          <w:rFonts w:ascii="Charis SIL Regular" w:hAnsi="Charis SIL Regular" w:eastAsia="Charis SIL Regular"/>
-          <w:b w:val="0"/>
-          <w:i w:val="0"/>
-          <w:color w:val="000000"/>
-          <w:sz w:val="24"/>
-        </w:rPr>
-        <w:t>y. Detailed information is provided about th</w:t>
-      </w:r>
-      <w:r>
-        <w:rPr>
-          <w:u w:val="single" w:color="0000ff"/>
-          <w:rFonts w:ascii="Charis SIL Regular" w:hAnsi="Charis SIL Regular" w:eastAsia="Charis SIL Regular"/>
-          <w:b w:val="0"/>
-          <w:i w:val="0"/>
-          <w:color w:val="000000"/>
-          <w:sz w:val="24"/>
-        </w:rPr>
-        <w:hyperlink r:id="rId21" w:history="1">
-          <w:r>
-            <w:rPr>
-              <w:rStyle w:val="Hyperlink"/>
-            </w:rPr>
-            <w:t>e origin</w:t>
-          </w:r>
-        </w:hyperlink>
+        <w:t>separately. Detailed information is provided about the origin</w:t>
       </w:r>
       <w:r>
         <w:rPr>
@@ -2192,9 +2121,15 @@
           <w:i w:val="0"/>
           <w:color w:val="0000FF"/>
           <w:sz w:val="24"/>
-          <w:u w:val="single"/>
         </w:rPr>
-        <w:t>e</w:t>
+        <w:hyperlink r:id="rId22" w:history="1">
+          <w:r>
+            <w:rPr>
+              <w:rStyle w:val="Hyperlink"/>
+            </w:rPr>
+            <w:t>e</w:t>
+          </w:r>
+        </w:hyperlink>
       </w:r>
       <w:r>
         <w:rPr>
@@ -2944,7 +2879,14 @@
           <w:color w:val="000000"/>
           <w:sz w:val="24"/>
         </w:rPr>
-        <w:t>organise</w:t>
+        <w:hyperlink r:id="rId26" w:history="1">
+          <w:r>
+            <w:rPr>
+              <w:rStyle w:val="Hyperlink"/>
+            </w:rPr>
+            <w:t>organise</w:t>
+          </w:r>
+        </w:hyperlink>
       </w:r>
       <w:r>
         <w:rPr>

--- a/EXPORTS/DOCX/published/niveau3/English/ZeeuwschGenootschap.docx
+++ b/EXPORTS/DOCX/published/niveau3/English/ZeeuwschGenootschap.docx
@@ -606,7 +606,24 @@
           <w:color w:val="000000"/>
           <w:sz w:val="24"/>
         </w:rPr>
-        <w:t xml:space="preserve">; maps, drawings and prints are held at the </w:t>
+        <w:t>; maps, drawings and prints are hel</w:t>
+      </w:r>
+      <w:r>
+        <w:rPr>
+          <w:rFonts w:ascii="Charis SIL Regular" w:hAnsi="Charis SIL Regular" w:eastAsia="Charis SIL Regular"/>
+          <w:b w:val="0"/>
+          <w:i w:val="0"/>
+          <w:color w:val="000000"/>
+          <w:sz w:val="24"/>
+        </w:rPr>
+        <w:hyperlink r:id="rId10" w:history="1">
+          <w:r>
+            <w:rPr>
+              <w:rStyle w:val="Hyperlink"/>
+            </w:rPr>
+            <w:t xml:space="preserve">d at the </w:t>
+          </w:r>
+        </w:hyperlink>
       </w:r>
       <w:r>
         <w:rPr>
@@ -617,7 +634,7 @@
           <w:sz w:val="24"/>
           <w:u w:val="single"/>
         </w:rPr>
-        <w:hyperlink r:id="rId12" w:history="1">
+        <w:hyperlink r:id="rId10" w:history="1">
           <w:r>
             <w:rPr>
               <w:rStyle w:val="Hyperlink"/>
@@ -728,31 +745,13 @@
       </w:r>
       <w:r>
         <w:rPr>
-          <w:u w:val="single" w:color="0000ff"/>
           <w:rFonts w:ascii="Charis SIL Regular" w:hAnsi="Charis SIL Regular" w:eastAsia="Charis SIL Regular"/>
           <w:b w:val="0"/>
           <w:i w:val="0"/>
           <w:color w:val="000000"/>
           <w:sz w:val="24"/>
         </w:rPr>
-        <w:hyperlink r:id="rId11" w:history="1">
-          <w:r>
-            <w:rPr>
-              <w:rStyle w:val="Hyperlink"/>
-            </w:rPr>
-            <w:t>ripts can b</w:t>
-          </w:r>
-        </w:hyperlink>
-      </w:r>
-      <w:r>
-        <w:rPr>
-          <w:rFonts w:ascii="Charis SIL Regular" w:hAnsi="Charis SIL Regular" w:eastAsia="Charis SIL Regular"/>
-          <w:b w:val="0"/>
-          <w:i w:val="0"/>
-          <w:color w:val="000000"/>
-          <w:sz w:val="24"/>
-        </w:rPr>
-        <w:t xml:space="preserve">e found at the </w:t>
+        <w:t xml:space="preserve">ripts can be found at the </w:t>
       </w:r>
       <w:r>
         <w:rPr>
@@ -820,7 +819,14 @@
           <w:color w:val="000000"/>
           <w:sz w:val="24"/>
         </w:rPr>
-        <w:t>ssils, sh</w:t>
+        <w:hyperlink r:id="rId12" w:history="1">
+          <w:r>
+            <w:rPr>
+              <w:rStyle w:val="Hyperlink"/>
+            </w:rPr>
+            <w:t>ssils, sh</w:t>
+          </w:r>
+        </w:hyperlink>
       </w:r>
       <w:r>
         <w:rPr>
@@ -2014,13 +2020,60 @@
       </w:r>
       <w:r>
         <w:rPr>
+          <w:u w:val="single" w:color="0000ff"/>
           <w:rFonts w:ascii="Charis SIL Regular" w:hAnsi="Charis SIL Regular" w:eastAsia="Charis SIL Regular"/>
           <w:b w:val="0"/>
           <w:i w:val="0"/>
           <w:color w:val="000000"/>
           <w:sz w:val="24"/>
         </w:rPr>
-        <w:t>separately. Detailed information is provided about the origin</w:t>
+        <w:hyperlink r:id="rId20" w:history="1">
+          <w:r>
+            <w:rPr>
+              <w:rStyle w:val="Hyperlink"/>
+            </w:rPr>
+            <w:t>separate</w:t>
+          </w:r>
+        </w:hyperlink>
+      </w:r>
+      <w:r>
+        <w:rPr>
+          <w:u w:val="single" w:color="0000ff"/>
+          <w:rFonts w:ascii="Charis SIL Regular" w:hAnsi="Charis SIL Regular" w:eastAsia="Charis SIL Regular"/>
+          <w:b w:val="0"/>
+          <w:i w:val="0"/>
+          <w:color w:val="000000"/>
+          <w:sz w:val="24"/>
+        </w:rPr>
+        <w:t>l</w:t>
+      </w:r>
+      <w:r>
+        <w:rPr>
+          <w:rFonts w:ascii="Charis SIL Regular" w:hAnsi="Charis SIL Regular" w:eastAsia="Charis SIL Regular"/>
+          <w:b w:val="0"/>
+          <w:i w:val="0"/>
+          <w:color w:val="000000"/>
+          <w:sz w:val="24"/>
+        </w:rPr>
+        <w:t>y. Detailed information is provided about th</w:t>
+      </w:r>
+      <w:r>
+        <w:rPr>
+          <w:u w:val="single" w:color="0000ff"/>
+          <w:rFonts w:ascii="Charis SIL Regular" w:hAnsi="Charis SIL Regular" w:eastAsia="Charis SIL Regular"/>
+          <w:b w:val="0"/>
+          <w:i w:val="0"/>
+          <w:color w:val="000000"/>
+          <w:sz w:val="24"/>
+        </w:rPr>
+        <w:hyperlink r:id="rId21" w:history="1">
+          <w:r>
+            <w:rPr>
+              <w:rStyle w:val="Hyperlink"/>
+            </w:rPr>
+            <w:t>e origin</w:t>
+          </w:r>
+        </w:hyperlink>
       </w:r>
       <w:r>
         <w:rPr>

--- a/EXPORTS/DOCX/published/niveau3/English/ZeeuwschGenootschap.docx
+++ b/EXPORTS/DOCX/published/niveau3/English/ZeeuwschGenootschap.docx
@@ -606,24 +606,7 @@
           <w:color w:val="000000"/>
           <w:sz w:val="24"/>
         </w:rPr>
-        <w:t>; maps, drawings and prints are hel</w:t>
-      </w:r>
-      <w:r>
-        <w:rPr>
-          <w:rFonts w:ascii="Charis SIL Regular" w:hAnsi="Charis SIL Regular" w:eastAsia="Charis SIL Regular"/>
-          <w:b w:val="0"/>
-          <w:i w:val="0"/>
-          <w:color w:val="000000"/>
-          <w:sz w:val="24"/>
-        </w:rPr>
-        <w:hyperlink r:id="rId10" w:history="1">
-          <w:r>
-            <w:rPr>
-              <w:rStyle w:val="Hyperlink"/>
-            </w:rPr>
-            <w:t xml:space="preserve">d at the </w:t>
-          </w:r>
-        </w:hyperlink>
+        <w:t xml:space="preserve">; maps, drawings and prints are held at the </w:t>
       </w:r>
       <w:r>
         <w:rPr>
@@ -652,7 +635,7 @@
           <w:sz w:val="24"/>
           <w:u w:val="single"/>
         </w:rPr>
-        <w:hyperlink r:id="rId12" w:history="1">
+        <w:hyperlink r:id="rId10" w:history="1">
           <w:r>
             <w:rPr>
               <w:rStyle w:val="Hyperlink"/>
@@ -687,71 +670,7 @@
           <w:color w:val="000000"/>
           <w:sz w:val="24"/>
         </w:rPr>
-        <w:t>;</w:t>
-      </w:r>
-      <w:r>
-        <w:rPr>
-          <w:u w:val="single" w:color="0000ff"/>
-          <w:rFonts w:ascii="Charis SIL Regular" w:hAnsi="Charis SIL Regular" w:eastAsia="Charis SIL Regular"/>
-          <w:b w:val="0"/>
-          <w:i w:val="0"/>
-          <w:color w:val="000000"/>
-          <w:sz w:val="24"/>
-        </w:rPr>
-        <w:hyperlink r:id="rId11" w:history="1">
-          <w:r>
-            <w:rPr>
-              <w:rStyle w:val="Hyperlink"/>
-            </w:rPr>
-            <w:t xml:space="preserve"> books a</w:t>
-          </w:r>
-        </w:hyperlink>
-      </w:r>
-      <w:r>
-        <w:rPr>
-          <w:u w:val="single" w:color="0000ff"/>
-          <w:rFonts w:ascii="Charis SIL Regular" w:hAnsi="Charis SIL Regular" w:eastAsia="Charis SIL Regular"/>
-          <w:b w:val="0"/>
-          <w:i w:val="0"/>
-          <w:color w:val="000000"/>
-          <w:sz w:val="24"/>
-        </w:rPr>
-        <w:hyperlink r:id="rId11" w:history="1">
-          <w:r>
-            <w:rPr>
-              <w:rStyle w:val="Hyperlink"/>
-            </w:rPr>
-            <w:t>nd manus</w:t>
-          </w:r>
-        </w:hyperlink>
-      </w:r>
-      <w:r>
-        <w:rPr>
-          <w:u w:val="single" w:color="0000ff"/>
-          <w:rFonts w:ascii="Charis SIL Regular" w:hAnsi="Charis SIL Regular" w:eastAsia="Charis SIL Regular"/>
-          <w:b w:val="0"/>
-          <w:i w:val="0"/>
-          <w:color w:val="000000"/>
-          <w:sz w:val="24"/>
-        </w:rPr>
-        <w:hyperlink r:id="rId11" w:history="1">
-          <w:r>
-            <w:rPr>
-              <w:rStyle w:val="Hyperlink"/>
-            </w:rPr>
-            <w:t>c</w:t>
-          </w:r>
-        </w:hyperlink>
-      </w:r>
-      <w:r>
-        <w:rPr>
-          <w:rFonts w:ascii="Charis SIL Regular" w:hAnsi="Charis SIL Regular" w:eastAsia="Charis SIL Regular"/>
-          <w:b w:val="0"/>
-          <w:i w:val="0"/>
-          <w:color w:val="000000"/>
-          <w:sz w:val="24"/>
-        </w:rPr>
-        <w:t xml:space="preserve">ripts can be found at the </w:t>
+        <w:t xml:space="preserve">; books and manuscripts can be found at the </w:t>
       </w:r>
       <w:r>
         <w:rPr>
@@ -2020,60 +1939,13 @@
       </w:r>
       <w:r>
         <w:rPr>
-          <w:u w:val="single" w:color="0000ff"/>
           <w:rFonts w:ascii="Charis SIL Regular" w:hAnsi="Charis SIL Regular" w:eastAsia="Charis SIL Regular"/>
           <w:b w:val="0"/>
           <w:i w:val="0"/>
           <w:color w:val="000000"/>
           <w:sz w:val="24"/>
         </w:rPr>
-        <w:hyperlink r:id="rId20" w:history="1">
-          <w:r>
-            <w:rPr>
-              <w:rStyle w:val="Hyperlink"/>
-            </w:rPr>
-            <w:t>separate</w:t>
-          </w:r>
-        </w:hyperlink>
-      </w:r>
-      <w:r>
-        <w:rPr>
-          <w:u w:val="single" w:color="0000ff"/>
-          <w:rFonts w:ascii="Charis SIL Regular" w:hAnsi="Charis SIL Regular" w:eastAsia="Charis SIL Regular"/>
-          <w:b w:val="0"/>
-          <w:i w:val="0"/>
-          <w:color w:val="000000"/>
-          <w:sz w:val="24"/>
-        </w:rPr>
-        <w:t>l</w:t>
-      </w:r>
-      <w:r>
-        <w:rPr>
-          <w:rFonts w:ascii="Charis SIL Regular" w:hAnsi="Charis SIL Regular" w:eastAsia="Charis SIL Regular"/>
-          <w:b w:val="0"/>
-          <w:i w:val="0"/>
-          <w:color w:val="000000"/>
-          <w:sz w:val="24"/>
-        </w:rPr>
-        <w:t>y. Detailed information is provided about th</w:t>
-      </w:r>
-      <w:r>
-        <w:rPr>
-          <w:u w:val="single" w:color="0000ff"/>
-          <w:rFonts w:ascii="Charis SIL Regular" w:hAnsi="Charis SIL Regular" w:eastAsia="Charis SIL Regular"/>
-          <w:b w:val="0"/>
-          <w:i w:val="0"/>
-          <w:color w:val="000000"/>
-          <w:sz w:val="24"/>
-        </w:rPr>
-        <w:hyperlink r:id="rId21" w:history="1">
-          <w:r>
-            <w:rPr>
-              <w:rStyle w:val="Hyperlink"/>
-            </w:rPr>
-            <w:t>e origin</w:t>
-          </w:r>
-        </w:hyperlink>
+        <w:t>separately. Detailed information is provided about the origin</w:t>
       </w:r>
       <w:r>
         <w:rPr>
